--- a/Files/P1_Getting_into_BreakingGames_RawData.docx
+++ b/Files/P1_Getting_into_BreakingGames_RawData.docx
@@ -254,6 +254,14 @@
     <w:tbl>
       <w:tblPr>
         <w:tblW w:w="9916" w:type="dxa"/>
+        <w:tblBorders>
+          <w:top w:val="single" w:sz="4" w:space="0" w:color="auto"/>
+          <w:left w:val="single" w:sz="4" w:space="0" w:color="auto"/>
+          <w:bottom w:val="single" w:sz="4" w:space="0" w:color="auto"/>
+          <w:right w:val="single" w:sz="4" w:space="0" w:color="auto"/>
+          <w:insideH w:val="single" w:sz="4" w:space="0" w:color="auto"/>
+          <w:insideV w:val="single" w:sz="4" w:space="0" w:color="auto"/>
+        </w:tblBorders>
         <w:shd w:val="clear" w:color="auto" w:fill="FDF8F8"/>
         <w:tblCellMar>
           <w:left w:w="0" w:type="dxa"/>
@@ -2104,14 +2112,7 @@
           <w:b/>
           <w:bCs/>
         </w:rPr>
-        <w:t>T</w:t>
-      </w:r>
-      <w:r>
-        <w:rPr>
-          <w:b/>
-          <w:bCs/>
-        </w:rPr>
-        <w:t>otalling</w:t>
+        <w:t>Totalling</w:t>
       </w:r>
       <w:proofErr w:type="spellEnd"/>
       <w:r>
@@ -2792,14 +2793,7 @@
           <w:b/>
           <w:bCs/>
         </w:rPr>
-        <w:t>T</w:t>
-      </w:r>
-      <w:r>
-        <w:rPr>
-          <w:b/>
-          <w:bCs/>
-        </w:rPr>
-        <w:t>he campaign results and a bunch of them came back blank. Are those zero, or did we just never record them? Because that completely changes the average I'm about to send up.</w:t>
+        <w:t>The campaign results and a bunch of them came back blank. Are those zero, or did we just never record them? Because that completely changes the average I'm about to send up.</w:t>
       </w:r>
     </w:p>
     <w:p>
@@ -10964,6 +10958,7 @@
   <w:style w:type="character" w:default="1" w:styleId="DefaultParagraphFont">
     <w:name w:val="Default Paragraph Font"/>
     <w:uiPriority w:val="1"/>
+    <w:semiHidden/>
     <w:unhideWhenUsed/>
   </w:style>
   <w:style w:type="table" w:default="1" w:styleId="TableNormal">
